--- a/downloads/teacher/04 Units/Unit 01 - Nutrition and Wellness - Kitchen Skills and Smart Eating/Lesson 01.03 - Fire, Burns, Cuts, and What To Do.docx
+++ b/downloads/teacher/04 Units/Unit 01 - Nutrition and Wellness - Kitchen Skills and Smart Eating/Lesson 01.03 - Fire, Burns, Cuts, and What To Do.docx
@@ -286,17 +286,29 @@
       <w:r>
         <w:t xml:space="preserve">By the end of this lesson, students will be able to:</w:t>
       </w:r>
-      <w:r>
-        <w:t xml:space="preserve"> </w:t>
-      </w:r>
-      <w:r>
-        <w:t xml:space="preserve">1. (Low) Without notes, state the correct first response to a grease fire, a burn, and a cut, and point to where the first aid kit, fire extinguisher, and Safety Data Sheets are kept in this room.</w:t>
-      </w:r>
-      <w:r>
-        <w:t xml:space="preserve"> </w:t>
-      </w:r>
-      <w:r>
-        <w:t xml:space="preserve">2. (Mid) Given a</w:t>
+    </w:p>
+    <w:p>
+      <w:pPr>
+        <w:numPr>
+          <w:ilvl w:val="0"/>
+          <w:numId w:val="1002"/>
+        </w:numPr>
+        <w:pStyle w:val="Compact"/>
+      </w:pPr>
+      <w:r>
+        <w:t xml:space="preserve">(Low) Without notes, state the correct first response to a grease fire, a burn, and a cut, and point to where the first aid kit, fire extinguisher, and Safety Data Sheets are kept in this room.</w:t>
+      </w:r>
+    </w:p>
+    <w:p>
+      <w:pPr>
+        <w:numPr>
+          <w:ilvl w:val="0"/>
+          <w:numId w:val="1002"/>
+        </w:numPr>
+        <w:pStyle w:val="Compact"/>
+      </w:pPr>
+      <w:r>
+        <w:t xml:space="preserve">(Mid) Given a</w:t>
       </w:r>
       <w:r>
         <w:t xml:space="preserve"> </w:t>
@@ -316,11 +328,17 @@
       <w:r>
         <w:t xml:space="preserve">scenario, apply the correct response in order (stop the danger, help the person, tell the teacher) and explain why the common wrong move (water on grease, ice on a burn) makes it worse.</w:t>
       </w:r>
-      <w:r>
-        <w:t xml:space="preserve"> </w:t>
-      </w:r>
-      <w:r>
-        <w:t xml:space="preserve">3. (High) Evaluate a team’s response to a scenario against the class checklist and write the four parts of a short accident report for it.</w:t>
+    </w:p>
+    <w:p>
+      <w:pPr>
+        <w:numPr>
+          <w:ilvl w:val="0"/>
+          <w:numId w:val="1002"/>
+        </w:numPr>
+        <w:pStyle w:val="Compact"/>
+      </w:pPr>
+      <w:r>
+        <w:t xml:space="preserve">(High) Evaluate a team’s response to a scenario against the class checklist and write the four parts of a short accident report for it.</w:t>
       </w:r>
     </w:p>
     <w:p>
@@ -370,7 +388,7 @@
       <w:pPr>
         <w:numPr>
           <w:ilvl w:val="0"/>
-          <w:numId w:val="1002"/>
+          <w:numId w:val="1003"/>
         </w:numPr>
         <w:pStyle w:val="Compact"/>
       </w:pPr>
@@ -382,7 +400,7 @@
       <w:pPr>
         <w:numPr>
           <w:ilvl w:val="0"/>
-          <w:numId w:val="1002"/>
+          <w:numId w:val="1003"/>
         </w:numPr>
         <w:pStyle w:val="Compact"/>
       </w:pPr>
@@ -403,7 +421,7 @@
       <w:pPr>
         <w:numPr>
           <w:ilvl w:val="0"/>
-          <w:numId w:val="1002"/>
+          <w:numId w:val="1003"/>
         </w:numPr>
         <w:pStyle w:val="Compact"/>
       </w:pPr>
@@ -415,7 +433,7 @@
       <w:pPr>
         <w:numPr>
           <w:ilvl w:val="0"/>
-          <w:numId w:val="1002"/>
+          <w:numId w:val="1003"/>
         </w:numPr>
         <w:pStyle w:val="Compact"/>
       </w:pPr>
@@ -436,7 +454,7 @@
       <w:pPr>
         <w:numPr>
           <w:ilvl w:val="0"/>
-          <w:numId w:val="1002"/>
+          <w:numId w:val="1003"/>
         </w:numPr>
         <w:pStyle w:val="Compact"/>
       </w:pPr>
@@ -466,7 +484,7 @@
       <w:pPr>
         <w:numPr>
           <w:ilvl w:val="0"/>
-          <w:numId w:val="1002"/>
+          <w:numId w:val="1003"/>
         </w:numPr>
         <w:pStyle w:val="Compact"/>
       </w:pPr>
@@ -493,7 +511,7 @@
       <w:pPr>
         <w:numPr>
           <w:ilvl w:val="0"/>
-          <w:numId w:val="1002"/>
+          <w:numId w:val="1003"/>
         </w:numPr>
         <w:pStyle w:val="Compact"/>
       </w:pPr>
@@ -505,7 +523,7 @@
       <w:pPr>
         <w:numPr>
           <w:ilvl w:val="0"/>
-          <w:numId w:val="1002"/>
+          <w:numId w:val="1003"/>
         </w:numPr>
         <w:pStyle w:val="Compact"/>
       </w:pPr>
@@ -526,7 +544,7 @@
       <w:pPr>
         <w:numPr>
           <w:ilvl w:val="0"/>
-          <w:numId w:val="1002"/>
+          <w:numId w:val="1003"/>
         </w:numPr>
         <w:pStyle w:val="Compact"/>
       </w:pPr>
@@ -538,7 +556,7 @@
       <w:pPr>
         <w:numPr>
           <w:ilvl w:val="0"/>
-          <w:numId w:val="1002"/>
+          <w:numId w:val="1003"/>
         </w:numPr>
         <w:pStyle w:val="Compact"/>
       </w:pPr>
@@ -998,49 +1016,85 @@
       <w:r>
         <w:t xml:space="preserve">Monitor understanding:</w:t>
       </w:r>
-      <w:r>
-        <w:t xml:space="preserve"> </w:t>
-      </w:r>
-      <w:r>
-        <w:t xml:space="preserve">- What is the first thing that happens when water hits burning oil? So what do we use instead?</w:t>
-      </w:r>
-      <w:r>
-        <w:t xml:space="preserve"> </w:t>
-      </w:r>
-      <w:r>
-        <w:t xml:space="preserve">- Why no ice on a burn? What is the number of minutes for cool water?</w:t>
-      </w:r>
-      <w:r>
-        <w:t xml:space="preserve"> </w:t>
-      </w:r>
-      <w:r>
-        <w:t xml:space="preserve">- Where is the SDS binder, and what would you look up in it?</w:t>
-      </w:r>
-    </w:p>
-    <w:p>
-      <w:pPr>
-        <w:pStyle w:val="BodyText"/>
+    </w:p>
+    <w:p>
+      <w:pPr>
+        <w:numPr>
+          <w:ilvl w:val="0"/>
+          <w:numId w:val="1004"/>
+        </w:numPr>
+        <w:pStyle w:val="Compact"/>
+      </w:pPr>
+      <w:r>
+        <w:t xml:space="preserve">What is the first thing that happens when water hits burning oil? So what do we use instead?</w:t>
+      </w:r>
+    </w:p>
+    <w:p>
+      <w:pPr>
+        <w:numPr>
+          <w:ilvl w:val="0"/>
+          <w:numId w:val="1004"/>
+        </w:numPr>
+        <w:pStyle w:val="Compact"/>
+      </w:pPr>
+      <w:r>
+        <w:t xml:space="preserve">Why no ice on a burn? What is the number of minutes for cool water?</w:t>
+      </w:r>
+    </w:p>
+    <w:p>
+      <w:pPr>
+        <w:numPr>
+          <w:ilvl w:val="0"/>
+          <w:numId w:val="1004"/>
+        </w:numPr>
+        <w:pStyle w:val="Compact"/>
+      </w:pPr>
+      <w:r>
+        <w:t xml:space="preserve">Where is the SDS binder, and what would you look up in it?</w:t>
+      </w:r>
+    </w:p>
+    <w:p>
+      <w:pPr>
+        <w:pStyle w:val="FirstParagraph"/>
       </w:pPr>
       <w:r>
         <w:t xml:space="preserve">Deepen learning:</w:t>
       </w:r>
-      <w:r>
-        <w:t xml:space="preserve"> </w:t>
-      </w:r>
-      <w:r>
-        <w:t xml:space="preserve">- Why do you think I would rather drain the pasta myself than let a team of seven do it?</w:t>
-      </w:r>
-      <w:r>
-        <w:t xml:space="preserve"> </w:t>
-      </w:r>
-      <w:r>
-        <w:t xml:space="preserve">- If a student cuts a finger and hides it because they do not want to lose lab points, who else gets hurt by that choice?</w:t>
-      </w:r>
-      <w:r>
-        <w:t xml:space="preserve"> </w:t>
-      </w:r>
-      <w:r>
-        <w:t xml:space="preserve">- The accident report asks</w:t>
+    </w:p>
+    <w:p>
+      <w:pPr>
+        <w:numPr>
+          <w:ilvl w:val="0"/>
+          <w:numId w:val="1005"/>
+        </w:numPr>
+        <w:pStyle w:val="Compact"/>
+      </w:pPr>
+      <w:r>
+        <w:t xml:space="preserve">Why do you think I would rather drain the pasta myself than let a team of seven do it?</w:t>
+      </w:r>
+    </w:p>
+    <w:p>
+      <w:pPr>
+        <w:numPr>
+          <w:ilvl w:val="0"/>
+          <w:numId w:val="1005"/>
+        </w:numPr>
+        <w:pStyle w:val="Compact"/>
+      </w:pPr>
+      <w:r>
+        <w:t xml:space="preserve">If a student cuts a finger and hides it because they do not want to lose lab points, who else gets hurt by that choice?</w:t>
+      </w:r>
+    </w:p>
+    <w:p>
+      <w:pPr>
+        <w:numPr>
+          <w:ilvl w:val="0"/>
+          <w:numId w:val="1005"/>
+        </w:numPr>
+        <w:pStyle w:val="Compact"/>
+      </w:pPr>
+      <w:r>
+        <w:t xml:space="preserve">The accident report asks</w:t>
       </w:r>
       <w:r>
         <w:t xml:space="preserve"> </w:t>
@@ -1225,7 +1279,7 @@
       <w:pPr>
         <w:numPr>
           <w:ilvl w:val="0"/>
-          <w:numId w:val="1003"/>
+          <w:numId w:val="1006"/>
         </w:numPr>
         <w:pStyle w:val="Compact"/>
       </w:pPr>
@@ -1249,7 +1303,7 @@
       <w:pPr>
         <w:numPr>
           <w:ilvl w:val="0"/>
-          <w:numId w:val="1003"/>
+          <w:numId w:val="1006"/>
         </w:numPr>
         <w:pStyle w:val="Compact"/>
       </w:pPr>
@@ -1261,7 +1315,7 @@
       <w:pPr>
         <w:numPr>
           <w:ilvl w:val="0"/>
-          <w:numId w:val="1003"/>
+          <w:numId w:val="1006"/>
         </w:numPr>
         <w:pStyle w:val="Compact"/>
       </w:pPr>
@@ -1273,7 +1327,7 @@
       <w:pPr>
         <w:numPr>
           <w:ilvl w:val="0"/>
-          <w:numId w:val="1003"/>
+          <w:numId w:val="1006"/>
         </w:numPr>
         <w:pStyle w:val="Compact"/>
       </w:pPr>
@@ -1285,7 +1339,7 @@
       <w:pPr>
         <w:numPr>
           <w:ilvl w:val="0"/>
-          <w:numId w:val="1003"/>
+          <w:numId w:val="1006"/>
         </w:numPr>
         <w:pStyle w:val="Compact"/>
       </w:pPr>
@@ -1297,7 +1351,7 @@
       <w:pPr>
         <w:numPr>
           <w:ilvl w:val="0"/>
-          <w:numId w:val="1003"/>
+          <w:numId w:val="1006"/>
         </w:numPr>
         <w:pStyle w:val="Compact"/>
       </w:pPr>
@@ -1597,7 +1651,7 @@
       <w:pPr>
         <w:numPr>
           <w:ilvl w:val="0"/>
-          <w:numId w:val="1004"/>
+          <w:numId w:val="1007"/>
         </w:numPr>
         <w:pStyle w:val="Compact"/>
       </w:pPr>
@@ -1621,7 +1675,7 @@
       <w:pPr>
         <w:numPr>
           <w:ilvl w:val="0"/>
-          <w:numId w:val="1004"/>
+          <w:numId w:val="1007"/>
         </w:numPr>
         <w:pStyle w:val="Compact"/>
       </w:pPr>
@@ -1633,7 +1687,7 @@
       <w:pPr>
         <w:numPr>
           <w:ilvl w:val="0"/>
-          <w:numId w:val="1004"/>
+          <w:numId w:val="1007"/>
         </w:numPr>
         <w:pStyle w:val="Compact"/>
       </w:pPr>
@@ -1666,7 +1720,7 @@
       <w:pPr>
         <w:numPr>
           <w:ilvl w:val="0"/>
-          <w:numId w:val="1004"/>
+          <w:numId w:val="1007"/>
         </w:numPr>
         <w:pStyle w:val="Compact"/>
       </w:pPr>
@@ -1678,7 +1732,7 @@
       <w:pPr>
         <w:numPr>
           <w:ilvl w:val="0"/>
-          <w:numId w:val="1004"/>
+          <w:numId w:val="1007"/>
         </w:numPr>
         <w:pStyle w:val="Compact"/>
       </w:pPr>
@@ -1699,7 +1753,7 @@
       <w:pPr>
         <w:numPr>
           <w:ilvl w:val="0"/>
-          <w:numId w:val="1004"/>
+          <w:numId w:val="1007"/>
         </w:numPr>
         <w:pStyle w:val="Compact"/>
       </w:pPr>
@@ -1721,7 +1775,7 @@
       <w:pPr>
         <w:numPr>
           <w:ilvl w:val="0"/>
-          <w:numId w:val="1005"/>
+          <w:numId w:val="1008"/>
         </w:numPr>
         <w:pStyle w:val="Compact"/>
       </w:pPr>
@@ -1733,7 +1787,7 @@
       <w:pPr>
         <w:numPr>
           <w:ilvl w:val="0"/>
-          <w:numId w:val="1005"/>
+          <w:numId w:val="1008"/>
         </w:numPr>
         <w:pStyle w:val="Compact"/>
       </w:pPr>
@@ -1745,7 +1799,7 @@
       <w:pPr>
         <w:numPr>
           <w:ilvl w:val="0"/>
-          <w:numId w:val="1005"/>
+          <w:numId w:val="1008"/>
         </w:numPr>
         <w:pStyle w:val="Compact"/>
       </w:pPr>
@@ -1793,7 +1847,7 @@
       <w:pPr>
         <w:numPr>
           <w:ilvl w:val="0"/>
-          <w:numId w:val="1005"/>
+          <w:numId w:val="1008"/>
         </w:numPr>
         <w:pStyle w:val="Compact"/>
       </w:pPr>
@@ -1805,7 +1859,7 @@
       <w:pPr>
         <w:numPr>
           <w:ilvl w:val="0"/>
-          <w:numId w:val="1005"/>
+          <w:numId w:val="1008"/>
         </w:numPr>
         <w:pStyle w:val="Compact"/>
       </w:pPr>
@@ -1820,7 +1874,7 @@
       <w:pPr>
         <w:numPr>
           <w:ilvl w:val="0"/>
-          <w:numId w:val="1005"/>
+          <w:numId w:val="1008"/>
         </w:numPr>
         <w:pStyle w:val="Compact"/>
       </w:pPr>
@@ -2113,6 +2167,118 @@
       </w:pPr>
     </w:lvl>
   </w:abstractNum>
+  <w:abstractNum w:abstractNumId="99411">
+    <w:nsid w:val="71315dca"/>
+    <w:multiLevelType w:val="multilevel"/>
+    <w:lvl w:ilvl="0">
+      <w:start w:val="1"/>
+      <w:numFmt w:val="decimal"/>
+      <w:lvlText w:val="%1."/>
+      <w:lvlJc w:val="left"/>
+      <w:pPr>
+        <w:tabs>
+          <w:tab w:val="num" w:pos="0"/>
+        </w:tabs>
+        <w:ind w:left="480" w:hanging="480"/>
+      </w:pPr>
+    </w:lvl>
+    <w:lvl w:ilvl="1">
+      <w:start w:val="1"/>
+      <w:numFmt w:val="decimal"/>
+      <w:lvlText w:val="%2."/>
+      <w:lvlJc w:val="left"/>
+      <w:pPr>
+        <w:tabs>
+          <w:tab w:val="num" w:pos="720"/>
+        </w:tabs>
+        <w:ind w:left="1200" w:hanging="480"/>
+      </w:pPr>
+    </w:lvl>
+    <w:lvl w:ilvl="2">
+      <w:start w:val="1"/>
+      <w:numFmt w:val="decimal"/>
+      <w:lvlText w:val="%3."/>
+      <w:lvlJc w:val="left"/>
+      <w:pPr>
+        <w:tabs>
+          <w:tab w:val="num" w:pos="1440"/>
+        </w:tabs>
+        <w:ind w:left="1920" w:hanging="480"/>
+      </w:pPr>
+    </w:lvl>
+    <w:lvl w:ilvl="3">
+      <w:start w:val="1"/>
+      <w:numFmt w:val="decimal"/>
+      <w:lvlText w:val="%4."/>
+      <w:lvlJc w:val="left"/>
+      <w:pPr>
+        <w:tabs>
+          <w:tab w:val="num" w:pos="2160"/>
+        </w:tabs>
+        <w:ind w:left="2640" w:hanging="480"/>
+      </w:pPr>
+    </w:lvl>
+    <w:lvl w:ilvl="4">
+      <w:start w:val="1"/>
+      <w:numFmt w:val="decimal"/>
+      <w:lvlText w:val="%5."/>
+      <w:lvlJc w:val="left"/>
+      <w:pPr>
+        <w:tabs>
+          <w:tab w:val="num" w:pos="2880"/>
+        </w:tabs>
+        <w:ind w:left="3360" w:hanging="480"/>
+      </w:pPr>
+    </w:lvl>
+    <w:lvl w:ilvl="5">
+      <w:start w:val="1"/>
+      <w:numFmt w:val="decimal"/>
+      <w:lvlText w:val="%6."/>
+      <w:lvlJc w:val="left"/>
+      <w:pPr>
+        <w:tabs>
+          <w:tab w:val="num" w:pos="3600"/>
+        </w:tabs>
+        <w:ind w:left="4080" w:hanging="480"/>
+      </w:pPr>
+    </w:lvl>
+    <w:lvl w:ilvl="6">
+      <w:start w:val="1"/>
+      <w:numFmt w:val="decimal"/>
+      <w:lvlText w:val="%7."/>
+      <w:lvlJc w:val="left"/>
+      <w:pPr>
+        <w:tabs>
+          <w:tab w:val="num" w:pos="4320"/>
+        </w:tabs>
+        <w:ind w:left="4800" w:hanging="480"/>
+      </w:pPr>
+    </w:lvl>
+    <w:lvl w:ilvl="7">
+      <w:start w:val="1"/>
+      <w:numFmt w:val="decimal"/>
+      <w:lvlText w:val="%8."/>
+      <w:lvlJc w:val="left"/>
+      <w:pPr>
+        <w:tabs>
+          <w:tab w:val="num" w:pos="5040"/>
+        </w:tabs>
+        <w:ind w:left="5520" w:hanging="480"/>
+      </w:pPr>
+    </w:lvl>
+    <w:lvl w:ilvl="8">
+      <w:start w:val="1"/>
+      <w:numFmt w:val="decimal"/>
+      <w:lvlText w:val="%9."/>
+      <w:lvlJc w:val="left"/>
+      <w:pPr>
+        <w:tabs>
+          <w:tab w:val="num" w:pos="5760"/>
+        </w:tabs>
+        <w:ind w:left="6240" w:hanging="480"/>
+      </w:pPr>
+    </w:lvl>
+  </w:abstractNum>
   <w:num w:numId="1000">
     <w:abstractNumId w:val="990"/>
   </w:num>
@@ -2120,7 +2286,34 @@
     <w:abstractNumId w:val="991"/>
   </w:num>
   <w:num w:numId="1002">
-    <w:abstractNumId w:val="991"/>
+    <w:abstractNumId w:val="99411"/>
+    <w:lvlOverride w:ilvl="0">
+      <w:startOverride w:val="1"/>
+    </w:lvlOverride>
+    <w:lvlOverride w:ilvl="1">
+      <w:startOverride w:val="1"/>
+    </w:lvlOverride>
+    <w:lvlOverride w:ilvl="2">
+      <w:startOverride w:val="1"/>
+    </w:lvlOverride>
+    <w:lvlOverride w:ilvl="3">
+      <w:startOverride w:val="1"/>
+    </w:lvlOverride>
+    <w:lvlOverride w:ilvl="4">
+      <w:startOverride w:val="1"/>
+    </w:lvlOverride>
+    <w:lvlOverride w:ilvl="5">
+      <w:startOverride w:val="1"/>
+    </w:lvlOverride>
+    <w:lvlOverride w:ilvl="6">
+      <w:startOverride w:val="1"/>
+    </w:lvlOverride>
+    <w:lvlOverride w:ilvl="7">
+      <w:startOverride w:val="1"/>
+    </w:lvlOverride>
+    <w:lvlOverride w:ilvl="8">
+      <w:startOverride w:val="1"/>
+    </w:lvlOverride>
   </w:num>
   <w:num w:numId="1003">
     <w:abstractNumId w:val="991"/>
@@ -2129,6 +2322,15 @@
     <w:abstractNumId w:val="991"/>
   </w:num>
   <w:num w:numId="1005">
+    <w:abstractNumId w:val="991"/>
+  </w:num>
+  <w:num w:numId="1006">
+    <w:abstractNumId w:val="991"/>
+  </w:num>
+  <w:num w:numId="1007">
+    <w:abstractNumId w:val="991"/>
+  </w:num>
+  <w:num w:numId="1008">
     <w:abstractNumId w:val="991"/>
   </w:num>
 </w:numbering>

--- a/downloads/teacher/04 Units/Unit 01 - Nutrition and Wellness - Kitchen Skills and Smart Eating/Lesson 01.03 - Fire, Burns, Cuts, and What To Do.docx
+++ b/downloads/teacher/04 Units/Unit 01 - Nutrition and Wellness - Kitchen Skills and Smart Eating/Lesson 01.03 - Fire, Burns, Cuts, and What To Do.docx
@@ -407,15 +407,6 @@
       <w:r>
         <w:t xml:space="preserve">The room’s fire extinguisher, or a photo of it on the slide if it cannot be taken off the wall; a training extinguisher if the school has one</w:t>
       </w:r>
-      <w:r>
-        <w:t xml:space="preserve"> </w:t>
-      </w:r>
-      <w:r>
-        <w:rPr>
-          <w:rStyle w:val="TeacherNote"/>
-        </w:rPr>
-        <w:t xml:space="preserve">[Sal: ask the custodian; some buildings keep one for staff training]</w:t>
-      </w:r>
     </w:p>
     <w:p>
       <w:pPr>
@@ -439,15 +430,6 @@
       </w:pPr>
       <w:r>
         <w:t xml:space="preserve">A blank accident report form from the school, or the four-line version on the slide</w:t>
-      </w:r>
-      <w:r>
-        <w:t xml:space="preserve"> </w:t>
-      </w:r>
-      <w:r>
-        <w:rPr>
-          <w:rStyle w:val="TeacherNote"/>
-        </w:rPr>
-        <w:t xml:space="preserve">[Sal: use your school’s real form once you have it]</w:t>
       </w:r>
     </w:p>
     <w:p>
@@ -671,22 +653,7 @@
         <w:pStyle w:val="BodyText"/>
       </w:pPr>
       <w:r>
-        <w:t xml:space="preserve">Debrief: hand vote for water, blanket or towel, lid, run, or something else. Do not correct yet. Then the hook: show the slide that describes what happens when a cup of water hits a grease fire (a fireball to the ceiling, because water sinks under the oil, turns to steam instantly, and throws burning oil everywhere).</w:t>
-      </w:r>
-      <w:r>
-        <w:t xml:space="preserve"> </w:t>
-      </w:r>
-      <w:r>
-        <w:rPr>
-          <w:rStyle w:val="TeacherNote"/>
-        </w:rPr>
-        <w:t xml:space="preserve">[Sal: a 20-second fire department demo video works better than the description if the school allows video; the description on the slide is the no-video version.]</w:t>
-      </w:r>
-      <w:r>
-        <w:t xml:space="preserve"> </w:t>
-      </w:r>
-      <w:r>
-        <w:t xml:space="preserve">Say:</w:t>
+        <w:t xml:space="preserve">Debrief: hand vote for water, blanket or towel, lid, run, or something else. Do not correct yet. Then the hook: show the slide that describes what happens when a cup of water hits a grease fire (a fireball to the ceiling, because water sinks under the oil, turns to steam instantly, and throws burning oil everywhere). Say:</w:t>
       </w:r>
       <w:r>
         <w:t xml:space="preserve"> </w:t>
@@ -1706,15 +1673,6 @@
       <w:r>
         <w:t xml:space="preserve">, section 2.</w:t>
       </w:r>
-      <w:r>
-        <w:t xml:space="preserve"> </w:t>
-      </w:r>
-      <w:r>
-        <w:rPr>
-          <w:rStyle w:val="TeacherNote"/>
-        </w:rPr>
-        <w:t xml:space="preserve">[Sal: confirm against the NYSED PDF.]</w:t>
-      </w:r>
     </w:p>
     <w:p>
       <w:pPr>
@@ -1739,15 +1697,6 @@
       <w:r>
         <w:t xml:space="preserve">Burn first aid (cool running water, no ice) and grease fire response (lid, no water) follow public guidance from the American Red Cross and the U.S. Fire Administration. PASS is the standard extinguisher sequence taught by the National Fire Protection Association.</w:t>
       </w:r>
-      <w:r>
-        <w:t xml:space="preserve"> </w:t>
-      </w:r>
-      <w:r>
-        <w:rPr>
-          <w:rStyle w:val="TeacherNote"/>
-        </w:rPr>
-        <w:t xml:space="preserve">[Sal: confirm the current pages before the site goes public.]</w:t>
-      </w:r>
     </w:p>
     <w:p>
       <w:pPr>
@@ -1758,7 +1707,7 @@
         <w:pStyle w:val="Compact"/>
       </w:pPr>
       <w:r>
-        <w:t xml:space="preserve">Sal’s own materials: the zero-knife policy, no frying, pre-cooked meat only, teacher drains pasta and handles the oven door, from the King Kullen menu documents and Brentwood lab constraints (Education/TeachingWork/LessonPlans).</w:t>
+        <w:t xml:space="preserve">My own materials: the zero-knife policy, no frying, pre-cooked meat only, teacher drains pasta and handles the oven door, from the supermarket menu documents and my lab constraints.</w:t>
       </w:r>
     </w:p>
     <w:p>
@@ -1853,21 +1802,6 @@
       </w:pPr>
       <w:r>
         <w:t xml:space="preserve">The wet mitt demo is worth the 30 seconds. Wet it in front of them and ask what happens when steam comes through cloth.</w:t>
-      </w:r>
-    </w:p>
-    <w:p>
-      <w:pPr>
-        <w:numPr>
-          <w:ilvl w:val="0"/>
-          <w:numId w:val="1008"/>
-        </w:numPr>
-        <w:pStyle w:val="Compact"/>
-      </w:pPr>
-      <w:r>
-        <w:rPr>
-          <w:rStyle w:val="TeacherNote"/>
-        </w:rPr>
-        <w:t xml:space="preserve">[Sal: your school’s fire drill route and accident report form replace the generic ones here. Fill in the room map on the handout with real locations the first week you have the room.]</w:t>
       </w:r>
     </w:p>
     <w:p>
